--- a/word_reports/LP_0061_위치_233_Arirang Singers_Discorea.docx
+++ b/word_reports/LP_0061_위치_233_Arirang Singers_Discorea.docx
@@ -4,7 +4,7 @@
   <w:body>
     <w:p>
       <w:pPr>
-        <w:spacing w:after="280"/>
+        <w:spacing w:after="80"/>
       </w:pPr>
       <w:r>
         <w:rPr w:rFonts="맑은 고딕">
@@ -13,94 +13,47 @@
           <w:color w:val="1E3A8A"/>
           <w:sz w:val="30"/>
         </w:rPr>
-        <w:t>[233] Arirang Singers - Discorea</w:t>
+        <w:t>Arirang Singers (아리랑 가수들) - Discorea</w:t>
       </w:r>
     </w:p>
     <w:p>
       <w:pPr>
-        <w:spacing w:after="320"/>
+        <w:spacing w:after="240"/>
       </w:pPr>
       <w:r>
         <w:rPr w:rFonts="맑은 고딕">
           <w:rFonts w:ascii="맑은 고딕" w:hAnsi="맑은 고딕" w:eastAsia="맑은 고딕"/>
           <w:b/>
-          <w:sz w:val="20"/>
+          <w:color w:val="4B5563"/>
+          <w:sz w:val="22"/>
         </w:rPr>
-        <w:t>■ 위치 : 233</w:t>
-        <w:br/>
-      </w:r>
-      <w:r>
-        <w:rPr w:rFonts="맑은 고딕">
-          <w:rFonts w:ascii="맑은 고딕" w:hAnsi="맑은 고딕" w:eastAsia="맑은 고딕"/>
-          <w:b/>
-          <w:sz w:val="20"/>
-        </w:rPr>
-        <w:t>■ 아티스트 : Arirang Singers</w:t>
-        <w:br/>
-      </w:r>
-      <w:r>
-        <w:rPr w:rFonts="맑은 고딕">
-          <w:rFonts w:ascii="맑은 고딕" w:hAnsi="맑은 고딕" w:eastAsia="맑은 고딕"/>
-          <w:b/>
-          <w:sz w:val="20"/>
-        </w:rPr>
-        <w:t>■ 앨범명 : Discorea</w:t>
-        <w:br/>
-      </w:r>
-      <w:r>
-        <w:rPr w:rFonts="맑은 고딕">
-          <w:rFonts w:ascii="맑은 고딕" w:hAnsi="맑은 고딕" w:eastAsia="맑은 고딕"/>
-          <w:b w:val="0"/>
-          <w:sz w:val="20"/>
-        </w:rPr>
-        <w:t>■ 음반 레이블 : Polydor (폴리돌)</w:t>
-        <w:br/>
-      </w:r>
-      <w:r>
-        <w:rPr w:rFonts="맑은 고딕">
-          <w:rFonts w:ascii="맑은 고딕" w:hAnsi="맑은 고딕" w:eastAsia="맑은 고딕"/>
-          <w:b w:val="0"/>
-          <w:sz w:val="20"/>
-        </w:rPr>
-        <w:t>■ 발매년도 : 1979</w:t>
-        <w:br/>
-      </w:r>
-      <w:r>
-        <w:rPr w:rFonts="맑은 고딕">
-          <w:rFonts w:ascii="맑은 고딕" w:hAnsi="맑은 고딕" w:eastAsia="맑은 고딕"/>
-          <w:b w:val="0"/>
-          <w:sz w:val="20"/>
-        </w:rPr>
-        <w:t>■ 장르 : 유로 디스코 (Euro Disco), 크로스오버 팝 (Crossover Pop)</w:t>
-        <w:br/>
-      </w:r>
-      <w:r>
-        <w:rPr w:rFonts="맑은 고딕">
-          <w:rFonts w:ascii="맑은 고딕" w:hAnsi="맑은 고딕" w:eastAsia="맑은 고딕"/>
-          <w:b w:val="0"/>
-          <w:sz w:val="20"/>
-        </w:rPr>
-        <w:t>■ 주요 수록곡 : 1. Arirang (아리랑)</w:t>
-        <w:br/>
+        <w:t>위치 :  233</w:t>
       </w:r>
     </w:p>
     <w:p>
       <w:pPr>
-        <w:spacing w:after="160"/>
+        <w:spacing w:line="324" w:lineRule="auto" w:before="80" w:after="160"/>
       </w:pPr>
       <w:r>
         <w:rPr w:rFonts="맑은 고딕">
           <w:rFonts w:ascii="맑은 고딕" w:hAnsi="맑은 고딕" w:eastAsia="맑은 고딕"/>
           <w:b/>
           <w:color w:val="1F2937"/>
-          <w:sz w:val="24"/>
+          <w:sz w:val="22"/>
         </w:rPr>
-        <w:t>■ 음반 해설 및 감상 가이드</w:t>
+        <w:t xml:space="preserve">[음반 소개] </w:t>
+      </w:r>
+      <w:r>
+        <w:rPr w:rFonts="맑은 고딕">
+          <w:rFonts w:ascii="맑은 고딕" w:hAnsi="맑은 고딕" w:eastAsia="맑은 고딕"/>
+          <w:b w:val="0"/>
+          <w:sz w:val="21"/>
+        </w:rPr>
       </w:r>
     </w:p>
     <w:p>
       <w:pPr>
-        <w:spacing w:line="312" w:lineRule="auto" w:after="120"/>
+        <w:spacing w:line="324" w:lineRule="auto" w:after="120"/>
       </w:pPr>
       <w:r>
         <w:rPr w:rFonts="맑은 고딕">
@@ -108,51 +61,516 @@
           <w:b w:val="0"/>
           <w:sz w:val="21"/>
         </w:rPr>
-        <w:t>1970년대 후반 전 세계를 강타한 디스코 열풍의 한가운데에서 발매된 아리랑 싱어즈(Arirang Singers)의 LP 《Discorea》는 한국 대중음악사 및 세계 신(Scene) 진출사에 있어 대단히 독보적인 위치를 차지하는 작입니다. 훗날 1988 서울 올림픽 주제가 '손에 손잡고(Hand in Hand)'로 세계적 명성을 얻게 되는 '코리아나(Koreana)'의 전신인 아리랑 싱어즈는, 앨범명 《Discorea》(Disco + Korea)가 암시하듯 가장 한국적인 정서와 당대 최첨단 서구 유로 디스코 사운드를 완벽하게 결합해 내었습니다.</w:t>
+        <w:t>동서양의 경계를 유려하게 넘나들며 세계 팝 음악계의 중심부에 찬란한 족적을 남긴 아리랑 싱어즈(후일 '코리아나'의 전신)의 1979년 기념비적 역작입니다. 유로 디스코의 화려하고 역동적인 비트 위에 우리 민족 고유의 애틋한 선율과 호쾌한 에너지를 절묘하게 직조해 낸 이 음반은, 당시 변방에 머물던 한국 대중음악의 지평을 유럽 대륙 한복판으로 확장한 역사적 증거입니다. 시대를 앞서간 세련된 오케스트레이션과 네 남매의 빈틈없는 보컬 하모니는 반세기가 흐른 지금에도 턴테이블 위에서 웅장하고도 서정적인 전율을 선사합니다. 대중성과 예술성, 그리고 시대를 관통하는 독창성이 완벽한 황금비를 이루며, 오늘날 세계를 뒤흔드는 K-팝의 원초적 모태이자 빛나는 금자탑으로 평가받고 있습니다.</w:t>
       </w:r>
     </w:p>
     <w:p>
       <w:pPr>
-        <w:spacing w:line="312" w:lineRule="auto" w:after="120"/>
+        <w:spacing w:line="324" w:lineRule="auto" w:before="200" w:after="80"/>
       </w:pPr>
+      <w:r>
+        <w:rPr w:rFonts="맑은 고딕">
+          <w:rFonts w:ascii="맑은 고딕" w:hAnsi="맑은 고딕" w:eastAsia="맑은 고딕"/>
+          <w:b/>
+          <w:color w:val="1E3A8A"/>
+          <w:sz w:val="24"/>
+        </w:rPr>
+        <w:t>1. 음반 데이터</w:t>
+      </w:r>
+    </w:p>
+    <w:p>
+      <w:pPr>
+        <w:spacing w:line="324" w:lineRule="auto" w:after="80"/>
+      </w:pPr>
+      <w:r>
+        <w:rPr w:rFonts="맑은 고딕">
+          <w:rFonts w:ascii="맑은 고딕" w:hAnsi="맑은 고딕" w:eastAsia="맑은 고딕"/>
+          <w:b w:val="0"/>
+          <w:color w:val="6B7280"/>
+          <w:sz w:val="21"/>
+        </w:rPr>
+        <w:t xml:space="preserve">· </w:t>
+      </w:r>
+      <w:r>
+        <w:rPr w:rFonts="맑은 고딕">
+          <w:rFonts w:ascii="맑은 고딕" w:hAnsi="맑은 고딕" w:eastAsia="맑은 고딕"/>
+          <w:b/>
+          <w:color w:val="1F2937"/>
+          <w:sz w:val="21"/>
+        </w:rPr>
+        <w:t xml:space="preserve">앨범명: </w:t>
+      </w:r>
       <w:r>
         <w:rPr w:rFonts="맑은 고딕">
           <w:rFonts w:ascii="맑은 고딕" w:hAnsi="맑은 고딕" w:eastAsia="맑은 고딕"/>
           <w:b w:val="0"/>
           <w:sz w:val="21"/>
         </w:rPr>
-        <w:t>이 음반의 음악적 핵심은 유럽 현지 세션 및 스튜디오 기술이 집약된 세련된 편곡과 아리랑 싱어즈 특유의 폭발적이고 견고한 보컬 하모니에 있습니다. 이승규, 이용규, 이애숙, 홍화자로 구성된 이들의 보컬은 서구인들에게도 강렬한 인상을 남길 만큼 다이내믹하며, 묵직하고 정교한 유로 디스코의 리듬 섹션과 화려한 브라스, 신디사이저 라인 위에서 거침없이 약동합니다. 전통 민요나 고전적 멜로디를 신나는 디스코 비트로 재해석하면서도 원곡이 지닌 고유의 서정성을 잃지 않은 조화로움은 이 음반이 지닌 가장 큰 예술적 미덕입니다.</w:t>
+        <w:t>Discorea</w:t>
       </w:r>
     </w:p>
     <w:p>
       <w:pPr>
-        <w:spacing w:line="312" w:lineRule="auto" w:after="120"/>
+        <w:spacing w:line="324" w:lineRule="auto" w:after="80"/>
       </w:pPr>
+      <w:r>
+        <w:rPr w:rFonts="맑은 고딕">
+          <w:rFonts w:ascii="맑은 고딕" w:hAnsi="맑은 고딕" w:eastAsia="맑은 고딕"/>
+          <w:b w:val="0"/>
+          <w:color w:val="6B7280"/>
+          <w:sz w:val="21"/>
+        </w:rPr>
+        <w:t xml:space="preserve">· </w:t>
+      </w:r>
+      <w:r>
+        <w:rPr w:rFonts="맑은 고딕">
+          <w:rFonts w:ascii="맑은 고딕" w:hAnsi="맑은 고딕" w:eastAsia="맑은 고딕"/>
+          <w:b/>
+          <w:color w:val="1F2937"/>
+          <w:sz w:val="21"/>
+        </w:rPr>
+        <w:t xml:space="preserve">아티스트: </w:t>
+      </w:r>
       <w:r>
         <w:rPr w:rFonts="맑은 고딕">
           <w:rFonts w:ascii="맑은 고딕" w:hAnsi="맑은 고딕" w:eastAsia="맑은 고딕"/>
           <w:b w:val="0"/>
           <w:sz w:val="21"/>
         </w:rPr>
-        <w:t>감상의 중심축을 이루는 타이틀곡 'Arirang'은 우리 민족의 한(恨)과 흥(興)이 담긴 민요 아리랑을 압도적인 댄스 튠으로 탈바꿈시킨 명곡으로, 중독성 있는 후크와 감각적인 베이스 라인이 듣는 이를 단숨에 사로잡습니다. 또한 'Dark Eyes'나 'Tornero' 같은 수록곡들 역시 동유럽 민요와 유럽 클래시컬 팝 멜로디를 감각적으로 재해석하여, 아방가르드하면서도 대중적인 유로 팝의 정수를 들려줍니다. 따뜻하면서도 타격감 넘치는 아날로그 LP 특유의 사운드는 당대 디스코 클럽의 스펙터클한 열기를 거실 한복판으로 생생하게 전달합니다.</w:t>
+        <w:t>Arirang Singers (아리랑 가수들)</w:t>
       </w:r>
     </w:p>
     <w:p>
       <w:pPr>
-        <w:spacing w:line="312" w:lineRule="auto" w:after="120"/>
+        <w:spacing w:line="324" w:lineRule="auto" w:after="80"/>
       </w:pPr>
+      <w:r>
+        <w:rPr w:rFonts="맑은 고딕">
+          <w:rFonts w:ascii="맑은 고딕" w:hAnsi="맑은 고딕" w:eastAsia="맑은 고딕"/>
+          <w:b w:val="0"/>
+          <w:color w:val="6B7280"/>
+          <w:sz w:val="21"/>
+        </w:rPr>
+        <w:t xml:space="preserve">· </w:t>
+      </w:r>
+      <w:r>
+        <w:rPr w:rFonts="맑은 고딕">
+          <w:rFonts w:ascii="맑은 고딕" w:hAnsi="맑은 고딕" w:eastAsia="맑은 고딕"/>
+          <w:b/>
+          <w:color w:val="1F2937"/>
+          <w:sz w:val="21"/>
+        </w:rPr>
+        <w:t xml:space="preserve">발매 정보: </w:t>
+      </w:r>
       <w:r>
         <w:rPr w:rFonts="맑은 고딕">
           <w:rFonts w:ascii="맑은 고딕" w:hAnsi="맑은 고딕" w:eastAsia="맑은 고딕"/>
           <w:b w:val="0"/>
           <w:sz w:val="21"/>
         </w:rPr>
-        <w:t>《Discorea》는 단순한 일회성 댄스 기획반을 넘어, 세계 시장에 '한국(Korea)'이라는 브랜드와 팝 아티스트로서의 역량을 각인시킨 선구자적 유산입니다. 40여 년이 지난 지금 들어도 전혀 어색하지 않은 세련된 감각과 뛰어난 완성도는 음악적 가치와 역사적 희귀성을 동시에 입증하고 있으며, LP 컬렉터들에게는 세계화된 K-Pop의 위대한 시초를 소장한다는 특별한 감동을 선사합니다.</w:t>
+        <w:t>1979년 세계적 레이블 폴리도르(Polydor)를 통해 서독 및 유럽 전역에서 발매되었으며, 당대 유럽 유로 디스코의 최정상급 프로듀서들과 협업하여 완성한 월드와이드 정규 앨범입니다.</w:t>
+      </w:r>
+    </w:p>
+    <w:p>
+      <w:pPr>
+        <w:spacing w:line="324" w:lineRule="auto" w:after="80"/>
+      </w:pPr>
+      <w:r>
+        <w:rPr w:rFonts="맑은 고딕">
+          <w:rFonts w:ascii="맑은 고딕" w:hAnsi="맑은 고딕" w:eastAsia="맑은 고딕"/>
+          <w:b w:val="0"/>
+          <w:color w:val="6B7280"/>
+          <w:sz w:val="21"/>
+        </w:rPr>
+        <w:t xml:space="preserve">· </w:t>
+      </w:r>
+      <w:r>
+        <w:rPr w:rFonts="맑은 고딕">
+          <w:rFonts w:ascii="맑은 고딕" w:hAnsi="맑은 고딕" w:eastAsia="맑은 고딕"/>
+          <w:b/>
+          <w:color w:val="1F2937"/>
+          <w:sz w:val="21"/>
+        </w:rPr>
+        <w:t xml:space="preserve">LP 인기도(판매량): </w:t>
+      </w:r>
+      <w:r>
+        <w:rPr w:rFonts="맑은 고딕">
+          <w:rFonts w:ascii="맑은 고딕" w:hAnsi="맑은 고딕" w:eastAsia="맑은 고딕"/>
+          <w:b w:val="0"/>
+          <w:sz w:val="21"/>
+        </w:rPr>
+        <w:t>발매 직후 서독, 스위스, 오스트리아 등 유럽 각국의 댄스 차트와 앨범 차트 상위권에 진입하였으며, 클럽 씬과 방송가를 휩쓸며 수십만 장 이상의 판매고를 기록하는 경이로운 상업적 성공을 거두었습니다.</w:t>
+      </w:r>
+    </w:p>
+    <w:p>
+      <w:pPr>
+        <w:spacing w:line="324" w:lineRule="auto" w:after="80"/>
+      </w:pPr>
+      <w:r>
+        <w:rPr w:rFonts="맑은 고딕">
+          <w:rFonts w:ascii="맑은 고딕" w:hAnsi="맑은 고딕" w:eastAsia="맑은 고딕"/>
+          <w:b w:val="0"/>
+          <w:color w:val="6B7280"/>
+          <w:sz w:val="21"/>
+        </w:rPr>
+        <w:t xml:space="preserve">· </w:t>
+      </w:r>
+      <w:r>
+        <w:rPr w:rFonts="맑은 고딕">
+          <w:rFonts w:ascii="맑은 고딕" w:hAnsi="맑은 고딕" w:eastAsia="맑은 고딕"/>
+          <w:b/>
+          <w:color w:val="1F2937"/>
+          <w:sz w:val="21"/>
+        </w:rPr>
+        <w:t xml:space="preserve">각종 수상경력: </w:t>
+      </w:r>
+      <w:r>
+        <w:rPr w:rFonts="맑은 고딕">
+          <w:rFonts w:ascii="맑은 고딕" w:hAnsi="맑은 고딕" w:eastAsia="맑은 고딕"/>
+          <w:b w:val="0"/>
+          <w:sz w:val="21"/>
+        </w:rPr>
+        <w:t>유럽 유수의 방송사 팝 차트 상위 랭크 및 라디오 골든 히트곡 선정, 아시아 아티스트로서는 전례를 찾기 힘든 서구 주류 팝 시장에서의 공인된 음악적 성공과 문화적 파급력을 인정받았습니다.</w:t>
+      </w:r>
+    </w:p>
+    <w:p>
+      <w:pPr>
+        <w:spacing w:line="324" w:lineRule="auto" w:before="200" w:after="80"/>
+      </w:pPr>
+      <w:r>
+        <w:rPr w:rFonts="맑은 고딕">
+          <w:rFonts w:ascii="맑은 고딕" w:hAnsi="맑은 고딕" w:eastAsia="맑은 고딕"/>
+          <w:b/>
+          <w:color w:val="1E3A8A"/>
+          <w:sz w:val="24"/>
+        </w:rPr>
+        <w:t>2. 아티스트 정보</w:t>
+      </w:r>
+    </w:p>
+    <w:p>
+      <w:pPr>
+        <w:spacing w:line="324" w:lineRule="auto" w:after="80"/>
+      </w:pPr>
+      <w:r>
+        <w:rPr w:rFonts="맑은 고딕">
+          <w:rFonts w:ascii="맑은 고딕" w:hAnsi="맑은 고딕" w:eastAsia="맑은 고딕"/>
+          <w:b w:val="0"/>
+          <w:color w:val="6B7280"/>
+          <w:sz w:val="21"/>
+        </w:rPr>
+        <w:t xml:space="preserve">· </w:t>
+      </w:r>
+      <w:r>
+        <w:rPr w:rFonts="맑은 고딕">
+          <w:rFonts w:ascii="맑은 고딕" w:hAnsi="맑은 고딕" w:eastAsia="맑은 고딕"/>
+          <w:b/>
+          <w:color w:val="1F2937"/>
+          <w:sz w:val="21"/>
+        </w:rPr>
+        <w:t xml:space="preserve">국적: </w:t>
+      </w:r>
+      <w:r>
+        <w:rPr w:rFonts="맑은 고딕">
+          <w:rFonts w:ascii="맑은 고딕" w:hAnsi="맑은 고딕" w:eastAsia="맑은 고딕"/>
+          <w:b w:val="0"/>
+          <w:sz w:val="21"/>
+        </w:rPr>
+        <w:t>대한민국</w:t>
+      </w:r>
+    </w:p>
+    <w:p>
+      <w:pPr>
+        <w:spacing w:line="324" w:lineRule="auto" w:after="80"/>
+      </w:pPr>
+      <w:r>
+        <w:rPr w:rFonts="맑은 고딕">
+          <w:rFonts w:ascii="맑은 고딕" w:hAnsi="맑은 고딕" w:eastAsia="맑은 고딕"/>
+          <w:b w:val="0"/>
+          <w:color w:val="6B7280"/>
+          <w:sz w:val="21"/>
+        </w:rPr>
+        <w:t xml:space="preserve">· </w:t>
+      </w:r>
+      <w:r>
+        <w:rPr w:rFonts="맑은 고딕">
+          <w:rFonts w:ascii="맑은 고딕" w:hAnsi="맑은 고딕" w:eastAsia="맑은 고딕"/>
+          <w:b/>
+          <w:color w:val="1F2937"/>
+          <w:sz w:val="21"/>
+        </w:rPr>
+        <w:t xml:space="preserve">생몰년도: </w:t>
+      </w:r>
+      <w:r>
+        <w:rPr w:rFonts="맑은 고딕">
+          <w:rFonts w:ascii="맑은 고딕" w:hAnsi="맑은 고딕" w:eastAsia="맑은 고딕"/>
+          <w:b w:val="0"/>
+          <w:sz w:val="21"/>
+        </w:rPr>
+        <w:t>1962년 결성(아리랑 씨스터즈 등 모태 활동) / 1977년 'Arirang Singers' 개명 및 유럽 진출</w:t>
+      </w:r>
+    </w:p>
+    <w:p>
+      <w:pPr>
+        <w:spacing w:line="324" w:lineRule="auto" w:after="80"/>
+      </w:pPr>
+      <w:r>
+        <w:rPr w:rFonts="맑은 고딕">
+          <w:rFonts w:ascii="맑은 고딕" w:hAnsi="맑은 고딕" w:eastAsia="맑은 고딕"/>
+          <w:b w:val="0"/>
+          <w:color w:val="6B7280"/>
+          <w:sz w:val="21"/>
+        </w:rPr>
+        <w:t xml:space="preserve">· </w:t>
+      </w:r>
+      <w:r>
+        <w:rPr w:rFonts="맑은 고딕">
+          <w:rFonts w:ascii="맑은 고딕" w:hAnsi="맑은 고딕" w:eastAsia="맑은 고딕"/>
+          <w:b/>
+          <w:color w:val="1F2937"/>
+          <w:sz w:val="21"/>
+        </w:rPr>
+        <w:t xml:space="preserve">그룹 소속: </w:t>
+      </w:r>
+      <w:r>
+        <w:rPr w:rFonts="맑은 고딕">
+          <w:rFonts w:ascii="맑은 고딕" w:hAnsi="맑은 고딕" w:eastAsia="맑은 고딕"/>
+          <w:b w:val="0"/>
+          <w:sz w:val="21"/>
+        </w:rPr>
+        <w:t>4인조 혼성 보컬 그룹</w:t>
+      </w:r>
+    </w:p>
+    <w:p>
+      <w:pPr>
+        <w:spacing w:line="324" w:lineRule="auto" w:after="80"/>
+      </w:pPr>
+      <w:r>
+        <w:rPr w:rFonts="맑은 고딕">
+          <w:rFonts w:ascii="맑은 고딕" w:hAnsi="맑은 고딕" w:eastAsia="맑은 고딕"/>
+          <w:b w:val="0"/>
+          <w:color w:val="6B7280"/>
+          <w:sz w:val="21"/>
+        </w:rPr>
+        <w:t xml:space="preserve">· </w:t>
+      </w:r>
+      <w:r>
+        <w:rPr w:rFonts="맑은 고딕">
+          <w:rFonts w:ascii="맑은 고딕" w:hAnsi="맑은 고딕" w:eastAsia="맑은 고딕"/>
+          <w:b/>
+          <w:color w:val="1F2937"/>
+          <w:sz w:val="21"/>
+        </w:rPr>
+        <w:t xml:space="preserve">아티스트 소개: </w:t>
+      </w:r>
+      <w:r>
+        <w:rPr w:rFonts="맑은 고딕">
+          <w:rFonts w:ascii="맑은 고딕" w:hAnsi="맑은 고딕" w:eastAsia="맑은 고딕"/>
+          <w:b w:val="0"/>
+          <w:sz w:val="21"/>
+        </w:rPr>
+        <w:t>이승규, 이용규, 이애숙 남매와 사촌 홍화자로 구성된 보컬 그룹으로, 흠잡을 데 없는 완벽한 4성부 화음과 폭발적인 무대 장악력을 자랑했습니다. 1970년대 유럽 주류 팝 시장을 개척한 데 이어, 훗날 그룹명을 '코리아나(Koreana)'로 개칭하고 1988년 서울 올림픽 공식 주제가 '손에 손잡고(Hand in Hand)'를 통해 전 세계를 감동시킨 대한민국 팝 역사상 가장 위대한 선구자들입니다.</w:t>
+      </w:r>
+    </w:p>
+    <w:p>
+      <w:pPr>
+        <w:spacing w:line="324" w:lineRule="auto" w:before="200" w:after="80"/>
+      </w:pPr>
+      <w:r>
+        <w:rPr w:rFonts="맑은 고딕">
+          <w:rFonts w:ascii="맑은 고딕" w:hAnsi="맑은 고딕" w:eastAsia="맑은 고딕"/>
+          <w:b/>
+          <w:color w:val="1E3A8A"/>
+          <w:sz w:val="24"/>
+        </w:rPr>
+        <w:t>3. 음반 상세 분석</w:t>
+      </w:r>
+    </w:p>
+    <w:p>
+      <w:pPr>
+        <w:spacing w:line="324" w:lineRule="auto" w:after="80"/>
+      </w:pPr>
+      <w:r>
+        <w:rPr w:rFonts="맑은 고딕">
+          <w:rFonts w:ascii="맑은 고딕" w:hAnsi="맑은 고딕" w:eastAsia="맑은 고딕"/>
+          <w:b w:val="0"/>
+          <w:color w:val="6B7280"/>
+          <w:sz w:val="21"/>
+        </w:rPr>
+        <w:t xml:space="preserve">· </w:t>
+      </w:r>
+      <w:r>
+        <w:rPr w:rFonts="맑은 고딕">
+          <w:rFonts w:ascii="맑은 고딕" w:hAnsi="맑은 고딕" w:eastAsia="맑은 고딕"/>
+          <w:b/>
+          <w:color w:val="1F2937"/>
+          <w:sz w:val="21"/>
+        </w:rPr>
+        <w:t xml:space="preserve">역사적 위치: </w:t>
+      </w:r>
+      <w:r>
+        <w:rPr w:rFonts="맑은 고딕">
+          <w:rFonts w:ascii="맑은 고딕" w:hAnsi="맑은 고딕" w:eastAsia="맑은 고딕"/>
+          <w:b w:val="0"/>
+          <w:sz w:val="21"/>
+        </w:rPr>
+        <w:t>유로 디스코의 황금기였던 1970년대 말, 서구 특유의 신디사이저 편곡과 오리엔탈리즘의 정수인 한민족의 멜로디가 결합하여 탄생한 크로스오버 디스코 팝의 걸작입니다. 앨범명인 'Discorea'가 웅변하듯 디스코와 코리아의 운명적 결합을 알렸으며, 서구 팝 사조를 주체적으로 수용하고 재해석해 낸 독보적인 완성도를 지니고 있습니다.</w:t>
+      </w:r>
+    </w:p>
+    <w:p>
+      <w:pPr>
+        <w:spacing w:line="324" w:lineRule="auto" w:after="80"/>
+      </w:pPr>
+      <w:r>
+        <w:rPr w:rFonts="맑은 고딕">
+          <w:rFonts w:ascii="맑은 고딕" w:hAnsi="맑은 고딕" w:eastAsia="맑은 고딕"/>
+          <w:b w:val="0"/>
+          <w:color w:val="6B7280"/>
+          <w:sz w:val="21"/>
+        </w:rPr>
+        <w:t xml:space="preserve">· </w:t>
+      </w:r>
+      <w:r>
+        <w:rPr w:rFonts="맑은 고딕">
+          <w:rFonts w:ascii="맑은 고딕" w:hAnsi="맑은 고딕" w:eastAsia="맑은 고딕"/>
+          <w:b/>
+          <w:color w:val="1F2937"/>
+          <w:sz w:val="21"/>
+        </w:rPr>
+        <w:t xml:space="preserve">시대의 흔적(스토리텔링): </w:t>
+      </w:r>
+      <w:r>
+        <w:rPr w:rFonts="맑은 고딕">
+          <w:rFonts w:ascii="맑은 고딕" w:hAnsi="맑은 고딕" w:eastAsia="맑은 고딕"/>
+          <w:b w:val="0"/>
+          <w:sz w:val="21"/>
+        </w:rPr>
+        <w:t>냉전의 그늘 속에서도 밤마다 미러볼 아래 자유와 젊음을 발산하던 1970년대 유럽 청춘들의 공기를 고스란히 품고 있습니다. 낯선 동양에서 온 청년들의 뜨거운 가창과 이국적인 매혹에 취해 국경과 인종을 넘어 하나 되어 춤추던 그 찬란하고 순수했던 밤의 열기가 바이닐의 소리골마다 생생하게 각인되어 있습니다.</w:t>
+      </w:r>
+    </w:p>
+    <w:p>
+      <w:pPr>
+        <w:spacing w:line="324" w:lineRule="auto" w:before="200" w:after="80"/>
+      </w:pPr>
+      <w:r>
+        <w:rPr w:rFonts="맑은 고딕">
+          <w:rFonts w:ascii="맑은 고딕" w:hAnsi="맑은 고딕" w:eastAsia="맑은 고딕"/>
+          <w:b/>
+          <w:color w:val="1E3A8A"/>
+          <w:sz w:val="24"/>
+        </w:rPr>
+        <w:t>4. 주요 수록곡 및 감상 제언</w:t>
+      </w:r>
+    </w:p>
+    <w:p>
+      <w:pPr>
+        <w:spacing w:line="324" w:lineRule="auto" w:after="80"/>
+      </w:pPr>
+      <w:r>
+        <w:rPr w:rFonts="맑은 고딕">
+          <w:rFonts w:ascii="맑은 고딕" w:hAnsi="맑은 고딕" w:eastAsia="맑은 고딕"/>
+          <w:b w:val="0"/>
+          <w:color w:val="6B7280"/>
+          <w:sz w:val="21"/>
+        </w:rPr>
+        <w:t xml:space="preserve">· </w:t>
+      </w:r>
+      <w:r>
+        <w:rPr w:rFonts="맑은 고딕">
+          <w:rFonts w:ascii="맑은 고딕" w:hAnsi="맑은 고딕" w:eastAsia="맑은 고딕"/>
+          <w:b/>
+          <w:color w:val="1F2937"/>
+          <w:sz w:val="21"/>
+        </w:rPr>
+        <w:t xml:space="preserve">주요 수록곡 특징: </w:t>
+      </w:r>
+      <w:r>
+        <w:rPr w:rFonts="맑은 고딕">
+          <w:rFonts w:ascii="맑은 고딕" w:hAnsi="맑은 고딕" w:eastAsia="맑은 고딕"/>
+          <w:b w:val="0"/>
+          <w:sz w:val="21"/>
+        </w:rPr>
+        <w:t>슬라브 민요를 경쾌하고도 비장미 넘치는 디스코 사운드로 재창조하여 유럽 전역을 매료시킨 'Dark Eyes(검은 눈동자)', 한국 고유의 민요 아리랑을 펑키한 브라스와 드라마틱한 스트링으로 웅장하게 변주한 타이틀 격 명곡 'Song of Arirang' 등은 보컬의 강렬한 흡인력과 낭만적인 정서가 극대화된 명트랙들입니다.</w:t>
+      </w:r>
+    </w:p>
+    <w:p>
+      <w:pPr>
+        <w:spacing w:line="324" w:lineRule="auto" w:after="80"/>
+      </w:pPr>
+      <w:r>
+        <w:rPr w:rFonts="맑은 고딕">
+          <w:rFonts w:ascii="맑은 고딕" w:hAnsi="맑은 고딕" w:eastAsia="맑은 고딕"/>
+          <w:b w:val="0"/>
+          <w:color w:val="6B7280"/>
+          <w:sz w:val="21"/>
+        </w:rPr>
+        <w:t xml:space="preserve">· </w:t>
+      </w:r>
+      <w:r>
+        <w:rPr w:rFonts="맑은 고딕">
+          <w:rFonts w:ascii="맑은 고딕" w:hAnsi="맑은 고딕" w:eastAsia="맑은 고딕"/>
+          <w:b/>
+          <w:color w:val="1F2937"/>
+          <w:sz w:val="21"/>
+        </w:rPr>
+        <w:t xml:space="preserve">빈티지 감상 제언: </w:t>
+      </w:r>
+      <w:r>
+        <w:rPr w:rFonts="맑은 고딕">
+          <w:rFonts w:ascii="맑은 고딕" w:hAnsi="맑은 고딕" w:eastAsia="맑은 고딕"/>
+          <w:b w:val="0"/>
+          <w:sz w:val="21"/>
+        </w:rPr>
+        <w:t>진공관 앰프를 통해 재생할 때 탄력 넘치는 아날로그 킥 베이스와 묵직한 베이스라인의 그루브가 풍성하게 살아납니다. 턴테이블 카트리지가 긁어내는 섬세한 스트링 섹션의 질감과 네 보컬리스트의 숨소리까지 포착되는 따스한 중음역대의 울림에 귀를 기울이면 디지털 음원에서는 결코 맛볼 수 없는 공간감의 미학을 온전히 만끽할 수 있습니다.</w:t>
+      </w:r>
+    </w:p>
+    <w:p>
+      <w:pPr>
+        <w:spacing w:line="324" w:lineRule="auto" w:after="80"/>
+      </w:pPr>
+      <w:r>
+        <w:rPr w:rFonts="맑은 고딕">
+          <w:rFonts w:ascii="맑은 고딕" w:hAnsi="맑은 고딕" w:eastAsia="맑은 고딕"/>
+          <w:b w:val="0"/>
+          <w:color w:val="6B7280"/>
+          <w:sz w:val="21"/>
+        </w:rPr>
+        <w:t xml:space="preserve">· </w:t>
+      </w:r>
+      <w:r>
+        <w:rPr w:rFonts="맑은 고딕">
+          <w:rFonts w:ascii="맑은 고딕" w:hAnsi="맑은 고딕" w:eastAsia="맑은 고딕"/>
+          <w:b/>
+          <w:color w:val="1F2937"/>
+          <w:sz w:val="21"/>
+        </w:rPr>
+        <w:t xml:space="preserve">소장 가치: </w:t>
+      </w:r>
+      <w:r>
+        <w:rPr w:rFonts="맑은 고딕">
+          <w:rFonts w:ascii="맑은 고딕" w:hAnsi="맑은 고딕" w:eastAsia="맑은 고딕"/>
+          <w:b w:val="0"/>
+          <w:sz w:val="21"/>
+        </w:rPr>
+        <w:t>유로 디스코 전성기의 사운드 프로덕션과 한국 대중음악사의 세계화 첫 페이지가 조우한 역사적 음반으로, 오리지널 유럽 프레싱 LP는 전 세계 바이닐 컬렉터들과 팝 아키비스트들에게 지극히 높은 문화적 사료 가치와 수집 가치를 지닙니다.</w:t>
+      </w:r>
+    </w:p>
+    <w:p>
+      <w:pPr>
+        <w:spacing w:line="324" w:lineRule="auto" w:after="120" w:before="160"/>
+      </w:pPr>
+      <w:r>
+        <w:rPr w:rFonts="맑은 고딕">
+          <w:rFonts w:ascii="맑은 고딕" w:hAnsi="맑은 고딕" w:eastAsia="맑은 고딕"/>
+          <w:b/>
+          <w:color w:val="4338CA"/>
+          <w:sz w:val="21"/>
+        </w:rPr>
+        <w:t>이 음반을 통해 동양의 서정과 서구의 디스코가 빚어낸 찬란한 시대의 열기, 그리고 반세기를 건너뛰어 전해주는 감동을 다시 한번 경험해 보시는 것은 어떨까요?</w:t>
       </w:r>
     </w:p>
     <w:sectPr>
       <w:pgSz w:w="12240" w:h="15840"/>
-      <w:pgMar w:top="1440" w:right="1440" w:bottom="1440" w:left="1440" w:header="720" w:footer="720" w:gutter="0"/>
+      <w:pgMar w:top="1152" w:right="1296" w:bottom="1152" w:left="1296" w:header="720" w:footer="720" w:gutter="0"/>
       <w:cols w:space="720"/>
       <w:docGrid w:linePitch="360"/>
     </w:sectPr>

--- a/word_reports/LP_0061_위치_233_Arirang Singers_Discorea.docx
+++ b/word_reports/LP_0061_위치_233_Arirang Singers_Discorea.docx
@@ -32,7 +32,7 @@
     </w:p>
     <w:p>
       <w:pPr>
-        <w:spacing w:line="324" w:lineRule="auto" w:before="80" w:after="160"/>
+        <w:spacing w:line="324" w:lineRule="auto" w:before="80" w:after="120"/>
       </w:pPr>
       <w:r>
         <w:rPr w:rFonts="맑은 고딕">
@@ -42,13 +42,6 @@
           <w:sz w:val="22"/>
         </w:rPr>
         <w:t xml:space="preserve">[음반 소개] </w:t>
-      </w:r>
-      <w:r>
-        <w:rPr w:rFonts="맑은 고딕">
-          <w:rFonts w:ascii="맑은 고딕" w:hAnsi="맑은 고딕" w:eastAsia="맑은 고딕"/>
-          <w:b w:val="0"/>
-          <w:sz w:val="21"/>
-        </w:rPr>
       </w:r>
     </w:p>
     <w:p>
@@ -61,7 +54,33 @@
           <w:b w:val="0"/>
           <w:sz w:val="21"/>
         </w:rPr>
-        <w:t>동서양의 경계를 유려하게 넘나들며 세계 팝 음악계의 중심부에 찬란한 족적을 남긴 아리랑 싱어즈(후일 '코리아나'의 전신)의 1979년 기념비적 역작입니다. 유로 디스코의 화려하고 역동적인 비트 위에 우리 민족 고유의 애틋한 선율과 호쾌한 에너지를 절묘하게 직조해 낸 이 음반은, 당시 변방에 머물던 한국 대중음악의 지평을 유럽 대륙 한복판으로 확장한 역사적 증거입니다. 시대를 앞서간 세련된 오케스트레이션과 네 남매의 빈틈없는 보컬 하모니는 반세기가 흐른 지금에도 턴테이블 위에서 웅장하고도 서정적인 전율을 선사합니다. 대중성과 예술성, 그리고 시대를 관통하는 독창성이 완벽한 황금비를 이루며, 오늘날 세계를 뒤흔드는 K-팝의 원초적 모태이자 빛나는 금자탑으로 평가받고 있습니다.</w:t>
+        <w:t>1970년대 후반, 전 세계 팝 음악계를 거세게 뒤흔들었던 유로 디스코(Euro Disco)의 거대한 파도 속에서 동방의 서정적인 선율을 품고 유럽 대륙의 심장부를 매혹했던 전설적인 그룹 아리랑 싱어즈(Arirang Singers)의 기념비적 명반 [Discorea]입니다. 훗날 1988년 서울 올림픽의 찬가 '손에 손잡고(Hand in Hand)'를 통해 전 인류의 가슴을 울렸던 그룹 '코리아나(Koreana)'의 전신이기도 한 이들은, 서구 중심의 견고한 팝 음악 시장에 한국인의 탁월한 음악적 역량과 다성 화음의 아름다움을 각인시킨 선구자적 존재였습니다. 1979년 유럽의 메이저 무대에서 발표된 본작은 대한민국 대중음악의 세계화라는 장대한 여정의 출발점을 알린 역사적 신호탄이었습니다.</w:t>
+      </w:r>
+    </w:p>
+    <w:p>
+      <w:pPr>
+        <w:spacing w:line="324" w:lineRule="auto" w:after="120"/>
+      </w:pPr>
+      <w:r>
+        <w:rPr w:rFonts="맑은 고딕">
+          <w:rFonts w:ascii="맑은 고딕" w:hAnsi="맑은 고딕" w:eastAsia="맑은 고딕"/>
+          <w:b w:val="0"/>
+          <w:sz w:val="21"/>
+        </w:rPr>
+        <w:t>'디스코(Disco)'와 '코리아(Korea)'의 찬란한 결합을 상징하는 앨범 타이틀 [Discorea]는 당대 최첨단 사운드 메이커들과의 긴밀한 교감을 통해 탄생했습니다. 심장을 고동치게 만드는 묵직한 포온더플로어(Four-on-the-floor) 비트와 아날로그 신시사이저의 유려한 베이스라인 위로, 아리랑 싱어즈가 뿜어내는 호소력 짙은 보컬 하모니는 단순한 서구 팝의 모방을 넘어섰습니다. 그것은 우리 민족 특유의 '한(恨)'과 역동적인 '흥(興)'의 정서를 세련된 유럽 댄스 플로어의 문법과 유기적으로 직조해 낸 독창적 예술성의 승리였습니다. 이들의 노래는 거칠 것 없는 당당함과 폭발적인 에너지로 가득 차, 언어와 문화의 장벽을 단숨에 허물고 유럽 전역의 클럽과 라디오 전파를 점령했습니다.</w:t>
+      </w:r>
+    </w:p>
+    <w:p>
+      <w:pPr>
+        <w:spacing w:line="324" w:lineRule="auto" w:after="120"/>
+      </w:pPr>
+      <w:r>
+        <w:rPr w:rFonts="맑은 고딕">
+          <w:rFonts w:ascii="맑은 고딕" w:hAnsi="맑은 고딕" w:eastAsia="맑은 고딕"/>
+          <w:b w:val="0"/>
+          <w:sz w:val="21"/>
+        </w:rPr>
+        <w:t>반세기에 가까운 세월이 흐른 오늘날에도 이 음반이 각별한 울림을 전하는 이유는, 냉전의 차가운 공기와 문화적 변방이라는 편견을 딛고 음악이라는 인류 보편의 언어로 세계인과 온전히 호흡하고자 했던 아티스트들의 뜨거운 열망이 온전히 보존되어 있기 때문입니다. 유로 디스코의 화려했던 열기는 이제 아날로그의 따뜻한 노스탤지어로 남아 우리 곁을 지키고 있지만, 바이닐의 소리골 속에 아로새겨진 이국적이면서도 애틋한 선율의 숨결은 여전히 영롱한 빛을 발합니다. 시대의 유행을 뛰어넘어 찬란했던 청춘의 용기와 음악적 낭만을 웅변하는, 한국 팝 음악사가 가장 자랑스럽게 기억해야 할 불멸의 명반입니다.</w:t>
       </w:r>
     </w:p>
     <w:p>
@@ -168,7 +187,7 @@
           <w:b w:val="0"/>
           <w:sz w:val="21"/>
         </w:rPr>
-        <w:t>1979년 세계적 레이블 폴리도르(Polydor)를 통해 서독 및 유럽 전역에서 발매되었으며, 당대 유럽 유로 디스코의 최정상급 프로듀서들과 협업하여 완성한 월드와이드 정규 앨범입니다.</w:t>
+        <w:t>1979년 유럽 굴지의 메이저 음반사 폴리돌(Polydor) 및 필립스(Philips) 등을 통해 전 유럽과 인터내셔널 시장에 정식 발매된 정규 앨범으로, 동서양 팝 사운드의 혁신적 융합을 일궈낸 유로 디스코 시대의 귀중한 기록물.</w:t>
       </w:r>
     </w:p>
     <w:p>
@@ -199,7 +218,7 @@
           <w:b w:val="0"/>
           <w:sz w:val="21"/>
         </w:rPr>
-        <w:t>발매 직후 서독, 스위스, 오스트리아 등 유럽 각국의 댄스 차트와 앨범 차트 상위권에 진입하였으며, 클럽 씬과 방송가를 휩쓸며 수십만 장 이상의 판매고를 기록하는 경이로운 상업적 성공을 거두었습니다.</w:t>
+        <w:t>발매 직후 서독(현 독일), 스위스, 오스트리아 등 중부 유럽 주요 댄스 차트 및 팝 차트 상위권에 진입하였으며, 수십만 장 이상의 판매고를 올리며 현지 라디오와 클럽 신에서 대대적인 상업적 성공을 거둠.</w:t>
       </w:r>
     </w:p>
     <w:p>
@@ -230,7 +249,7 @@
           <w:b w:val="0"/>
           <w:sz w:val="21"/>
         </w:rPr>
-        <w:t>유럽 유수의 방송사 팝 차트 상위 랭크 및 라디오 골든 히트곡 선정, 아시아 아티스트로서는 전례를 찾기 힘든 서구 주류 팝 시장에서의 공인된 음악적 성공과 문화적 파급력을 인정받았습니다.</w:t>
+        <w:t>유럽 현지 방송 및 음악 미디어의 뜨거운 찬사와 함께 유로 차트 골드 레코드 기록에 준하는 성과를 거두었으며, 훗날 1988년 서울 올림픽 개막을 전후해 한국 대중음악사 최고의 국제적 성취를 이룬 아티스트로 공인받음.</w:t>
       </w:r>
     </w:p>
     <w:p>
@@ -275,7 +294,7 @@
           <w:b w:val="0"/>
           <w:sz w:val="21"/>
         </w:rPr>
-        <w:t>대한민국</w:t>
+        <w:t>대한민국 (Republic of Korea)</w:t>
       </w:r>
     </w:p>
     <w:p>
@@ -306,7 +325,7 @@
           <w:b w:val="0"/>
           <w:sz w:val="21"/>
         </w:rPr>
-        <w:t>1962년 결성(아리랑 씨스터즈 등 모태 활동) / 1977년 'Arirang Singers' 개명 및 유럽 진출</w:t>
+        <w:t>1962년 결성 (초기 미8군 무대 활동을 거쳐 1970년대 아리랑 싱어즈, 1980년대 코리아나로 진화)</w:t>
       </w:r>
     </w:p>
     <w:p>
@@ -337,7 +356,7 @@
           <w:b w:val="0"/>
           <w:sz w:val="21"/>
         </w:rPr>
-        <w:t>4인조 혼성 보컬 그룹</w:t>
+        <w:t>4인조 혼성 패밀리 보컬 그룹 (이승규, 이용규, 이애숙, 홍화자)</w:t>
       </w:r>
     </w:p>
     <w:p>
@@ -368,7 +387,7 @@
           <w:b w:val="0"/>
           <w:sz w:val="21"/>
         </w:rPr>
-        <w:t>이승규, 이용규, 이애숙 남매와 사촌 홍화자로 구성된 보컬 그룹으로, 흠잡을 데 없는 완벽한 4성부 화음과 폭발적인 무대 장악력을 자랑했습니다. 1970년대 유럽 주류 팝 시장을 개척한 데 이어, 훗날 그룹명을 '코리아나(Koreana)'로 개칭하고 1988년 서울 올림픽 공식 주제가 '손에 손잡고(Hand in Hand)'를 통해 전 세계를 감동시킨 대한민국 팝 역사상 가장 위대한 선구자들입니다.</w:t>
+        <w:t>한국 대중음악사상 최초로 서구 주류 팝 무대 중심부에 진출하여 당당히 정상급 인기를 누린 전설적인 보컬 그룹입니다. 완벽에 가까운 4부 화음 앙상블과 폭발적인 성량, 그리고 동양적 정취와 유로 팝의 세련미를 겸비하여 오늘날 K-Pop 한류 열풍의 위대한 모태가 되었습니다.</w:t>
       </w:r>
     </w:p>
     <w:p>
@@ -413,7 +432,7 @@
           <w:b w:val="0"/>
           <w:sz w:val="21"/>
         </w:rPr>
-        <w:t>유로 디스코의 황금기였던 1970년대 말, 서구 특유의 신디사이저 편곡과 오리엔탈리즘의 정수인 한민족의 멜로디가 결합하여 탄생한 크로스오버 디스코 팝의 걸작입니다. 앨범명인 'Discorea'가 웅변하듯 디스코와 코리아의 운명적 결합을 알렸으며, 서구 팝 사조를 주체적으로 수용하고 재해석해 낸 독보적인 완성도를 지니고 있습니다.</w:t>
+        <w:t>[Discorea]는 서구 팝의 변방으로 여겨지던 한국의 아티스트들이 본고장의 프로덕션과 맞대결하여 탁월한 음악성과 상업성을 입증해 낸 크로스오버의 금자탑입니다. 한국 고유의 민요적 가락과 웅장한 오케스트레이션, 전자음악의 세련된 조화를 통해 디스코 장르의 음악적 지평을 한 단계 넓힌 앨범으로 평가받습니다.</w:t>
       </w:r>
     </w:p>
     <w:p>
@@ -444,7 +463,7 @@
           <w:b w:val="0"/>
           <w:sz w:val="21"/>
         </w:rPr>
-        <w:t>냉전의 그늘 속에서도 밤마다 미러볼 아래 자유와 젊음을 발산하던 1970년대 유럽 청춘들의 공기를 고스란히 품고 있습니다. 낯선 동양에서 온 청년들의 뜨거운 가창과 이국적인 매혹에 취해 국경과 인종을 넘어 하나 되어 춤추던 그 찬란하고 순수했던 밤의 열기가 바이닐의 소리골마다 생생하게 각인되어 있습니다.</w:t>
+        <w:t>1970년대 말 경제적 불황과 사회적 격변 속에서 전 세계 청춘들이 갈망했던 댄스 플로어의 해방감과 일탈의 공기가 고스란히 배어 있습니다. 낯선 타국 땅에서 조국의 이름을 내걸고 노래했던 단원들의 뜨거운 향수(鄕愁)와 도전 정신이 드라마틱하게 응축되어 있어, 듣는 이로 하여금 당대 유럽의 화려했던 나이트라이프와 청춘의 열기를 생생하게 소환하게 합니다.</w:t>
       </w:r>
     </w:p>
     <w:p>
@@ -489,7 +508,7 @@
           <w:b w:val="0"/>
           <w:sz w:val="21"/>
         </w:rPr>
-        <w:t>슬라브 민요를 경쾌하고도 비장미 넘치는 디스코 사운드로 재창조하여 유럽 전역을 매료시킨 'Dark Eyes(검은 눈동자)', 한국 고유의 민요 아리랑을 펑키한 브라스와 드라마틱한 스트링으로 웅장하게 변주한 타이틀 격 명곡 'Song of Arirang' 등은 보컬의 강렬한 흡인력과 낭만적인 정서가 극대화된 명트랙들입니다.</w:t>
+        <w:t>한국의 대표 민요를 매혹적인 디스코 펑크 비트로 재해석하여 전 유럽을 춤추게 했던 명곡 'Song of Arirang'을 필두로, 러시아 민요 특유의 애수 어린 멜로디에 질주하는 리듬을 덧입혀 극적인 감동을 자아내는 'Dark Eyes' 등이 수록되어 있습니다. 역동적인 비트 속에서도 흐트러짐 없이 폐부를 찌르는 애절하고 풍성한 보컬 앙상블이 압권입니다.</w:t>
       </w:r>
     </w:p>
     <w:p>
@@ -520,7 +539,7 @@
           <w:b w:val="0"/>
           <w:sz w:val="21"/>
         </w:rPr>
-        <w:t>진공관 앰프를 통해 재생할 때 탄력 넘치는 아날로그 킥 베이스와 묵직한 베이스라인의 그루브가 풍성하게 살아납니다. 턴테이블 카트리지가 긁어내는 섬세한 스트링 섹션의 질감과 네 보컬리스트의 숨소리까지 포착되는 따스한 중음역대의 울림에 귀를 기울이면 디지털 음원에서는 결코 맛볼 수 없는 공간감의 미학을 온전히 만끽할 수 있습니다.</w:t>
+        <w:t>1970년대 아날로그 콘솔과 테이프 레코딩 특유의 펀치력 있는 킥 드럼과 따뜻하고 묵직한 베이스 사운드가 LP의 깊은 소리골을 통해 가장 완벽하게 재현됩니다. 진공관 앰프의 풍성한 배음과 아날로그 턴테이블의 정밀한 카트리지를 거칠 때, 현대 디지털 마스터링에서는 결코 느낄 수 없는 공간의 입체감과 보컬의 숨결이 생생히 되살아납니다.</w:t>
       </w:r>
     </w:p>
     <w:p>
@@ -551,7 +570,7 @@
           <w:b w:val="0"/>
           <w:sz w:val="21"/>
         </w:rPr>
-        <w:t>유로 디스코 전성기의 사운드 프로덕션과 한국 대중음악사의 세계화 첫 페이지가 조우한 역사적 음반으로, 오리지널 유럽 프레싱 LP는 전 세계 바이닐 컬렉터들과 팝 아키비스트들에게 지극히 높은 문화적 사료 가치와 수집 가치를 지닙니다.</w:t>
+        <w:t>전 세계 바이닐 컬렉터들과 디스코 애호가들 사이에서 '코리아나'의 찬란한 전신을 증명하는 희귀 레코드이자 문화사적 보고(寶庫)로 평가받습니다. 한국 음악인이 세계 무대에 남긴 가장 눈부신 발자취를 온전히 소유할 수 있다는 점에서 대체 불가능한 역사적·음악적 소장 가치를 지닙니다.</w:t>
       </w:r>
     </w:p>
     <w:p>
@@ -565,7 +584,7 @@
           <w:color w:val="4338CA"/>
           <w:sz w:val="21"/>
         </w:rPr>
-        <w:t>이 음반을 통해 동양의 서정과 서구의 디스코가 빚어낸 찬란한 시대의 열기, 그리고 반세기를 건너뛰어 전해주는 감동을 다시 한번 경험해 보시는 것은 어떨까요?</w:t>
+        <w:t>이 음반을 통해 유로 디스코의 눈부신 리듬 속에서 동양의 서정적 혼이 전해주는 감동을 다시 한번 경험해 보시는 것은 어떨까요?</w:t>
       </w:r>
     </w:p>
     <w:sectPr>
